--- a/wbe-review/WBE_Review_Ch8_Parameter_Distribution_Table.docx
+++ b/wbe-review/WBE_Review_Ch8_Parameter_Distribution_Table.docx
@@ -1487,13 +1487,13 @@
       </w:r>
     </w:p>
     <w:bookmarkEnd w:id="20"/>
-    <w:bookmarkStart w:id="21" w:name="X84f28ff1c66a0592b07519e82120853b24e749a"/>
+    <w:bookmarkStart w:id="21" w:name="X659143ff16aa7059501cd671ee230d0574b5873"/>
     <w:p>
       <w:pPr>
         <w:pStyle w:val="Heading2"/>
       </w:pPr>
       <w:r>
-        <w:t xml:space="preserve">Companion: named correlated-parameter pairs (§8.10), as visualized in Figure 4</w:t>
+        <w:t xml:space="preserve">Companion: named correlated-parameter pairs (§8.10), as visualized in Figure 3</w:t>
       </w:r>
     </w:p>
     <w:tbl>
@@ -1836,7 +1836,10 @@
     </w:p>
     <w:bookmarkEnd w:id="21"/>
     <w:bookmarkEnd w:id="22"/>
-    <w:sectPr/>
+    <w:sectPr>
+      <w:pgSz w:h="15840" w:w="12240"/>
+      <w:pgMar w:bottom="1008" w:left="864" w:right="864" w:top="1008"/>
+    </w:sectPr>
   </w:body>
 </w:document>
 </file>
